--- a/cases/harbor-dispute/docs/10_termination_letter.docx
+++ b/cases/harbor-dispute/docs/10_termination_letter.docx
@@ -15,7 +15,7 @@
         <w:rPr>
           <w:b w:val="0"/>
         </w:rPr>
-        <w:t>Polígono Industrial Fuente del Jarro, Calle Ciudad de Sevilla 14, 46988 Paterna (Valencia), Spain</w:t>
+        <w:t>Polígono Industrial Los Almendros, Calle del Almendro 14, 46988 Paterna (Valencia), Spain</w:t>
       </w:r>
     </w:p>
     <w:p>
@@ -31,7 +31,7 @@
         <w:rPr>
           <w:b w:val="0"/>
         </w:rPr>
-        <w:t>Tidewell Fabrication Ltd Unit 4, Marchwood Industrial Park Southampton SO40 4BL United Kingdom</w:t>
+        <w:t>Tidewell Fabrication Ltd Unit 4, Kestrel Quay Industrial Estate Southampton ZZ1 4BL United Kingdom</w:t>
       </w:r>
     </w:p>
     <w:p>
@@ -209,7 +209,7 @@
         <w:rPr>
           <w:b w:val="0"/>
         </w:rPr>
-        <w:t>cc: Brisamar Logistics (UK) Ltd, 22 Thames Wharf Road, Tilbury RM18 7BA (agent for service)</w:t>
+        <w:t>cc: Brisamar Logistics (UK) Ltd, 22 Saltmarsh Wharf, Tilbury ZZ10 7BA (agent for service)</w:t>
       </w:r>
     </w:p>
     <w:sectPr>
